--- a/Descripcion-UC/Descripcion-UC006.docx
+++ b/Descripcion-UC/Descripcion-UC006.docx
@@ -1779,8 +1779,6 @@
                 <w:rFonts w:hint="default"/>
               </w:rPr>
             </w:pPr>
-            <w:bookmarkStart w:id="0" w:name="_GoBack"/>
-            <w:bookmarkEnd w:id="0"/>
           </w:p>
           <w:p>
             <w:pPr>
@@ -1844,6 +1842,10 @@
             <w:pPr>
               <w:widowControl w:val="0"/>
               <w:spacing w:after="0"/>
+              <w:rPr>
+                <w:rFonts w:hint="default"/>
+                <w:lang w:val="es-MX"/>
+              </w:rPr>
             </w:pPr>
             <w:r>
               <w:t xml:space="preserve">Asociaciones de extensión: </w:t>
@@ -1853,11 +1855,10 @@
                 <w:rFonts w:hint="default"/>
                 <w:lang w:val="es-MX"/>
               </w:rPr>
-              <w:t>N</w:t>
-            </w:r>
-            <w:r>
-              <w:t>o aplica</w:t>
-            </w:r>
+              <w:t xml:space="preserve">Autenticar usuario - Aplicar promociones y descuentos - Generar reporte ventas - Generar reporte de productos - Calcular comisiones y bonos - Calcular impuestos total </w:t>
+            </w:r>
+            <w:bookmarkStart w:id="0" w:name="_GoBack"/>
+            <w:bookmarkEnd w:id="0"/>
           </w:p>
         </w:tc>
       </w:tr>
@@ -1891,72 +1892,20 @@
               </w:rPr>
             </w:pPr>
             <w:r>
-              <w:t xml:space="preserve">Asociaciones de inclusión: </w:t>
-            </w:r>
-            <w:r>
-              <w:rPr>
-                <w:rFonts w:hint="default"/>
-              </w:rPr>
-              <w:t>Identificar cliente</w:t>
+              <w:t>Asociaciones de inclusión:</w:t>
             </w:r>
             <w:r>
               <w:rPr>
                 <w:rFonts w:hint="default"/>
                 <w:lang w:val="es-MX"/>
               </w:rPr>
-              <w:t xml:space="preserve">, </w:t>
-            </w:r>
-            <w:r>
-              <w:rPr>
-                <w:rFonts w:hint="default"/>
-              </w:rPr>
-              <w:t>Agregar productos a la venta</w:t>
-            </w:r>
-            <w:r>
-              <w:rPr>
-                <w:rFonts w:hint="default"/>
-                <w:lang w:val="es-MX"/>
-              </w:rPr>
-              <w:t xml:space="preserve">, </w:t>
-            </w:r>
-            <w:r>
-              <w:rPr>
-                <w:rFonts w:hint="default"/>
-              </w:rPr>
-              <w:t>Aplicar promociones y descuentos</w:t>
-            </w:r>
-            <w:r>
-              <w:rPr>
-                <w:rFonts w:hint="default"/>
-                <w:lang w:val="es-MX"/>
-              </w:rPr>
-              <w:t xml:space="preserve">, </w:t>
-            </w:r>
-            <w:r>
-              <w:rPr>
-                <w:rFonts w:hint="default"/>
-              </w:rPr>
-              <w:t>Procesar pago</w:t>
-            </w:r>
-            <w:r>
-              <w:rPr>
-                <w:rFonts w:hint="default"/>
-                <w:lang w:val="es-MX"/>
-              </w:rPr>
-              <w:t xml:space="preserve"> y </w:t>
+              <w:t xml:space="preserve"> </w:t>
             </w:r>
             <w:r>
               <w:rPr>
                 <w:rFonts w:hint="default"/>
               </w:rPr>
               <w:t>Emitir factura</w:t>
-            </w:r>
-            <w:r>
-              <w:rPr>
-                <w:rFonts w:hint="default"/>
-                <w:lang w:val="es-MX"/>
-              </w:rPr>
-              <w:t>.</w:t>
             </w:r>
           </w:p>
         </w:tc>
